--- a/communication_log.docx
+++ b/communication_log.docx
@@ -7,9 +7,13 @@
         <w:pStyle w:val="1"/>
       </w:pPr>
       <w:r>
-        <w:t>Лог коммуникации.</w:t>
-      </w:r>
-    </w:p>
+        <w:t>Журнал</w:t>
+      </w:r>
+      <w:r>
+        <w:t xml:space="preserve"> коммуникации.</w:t>
+      </w:r>
+    </w:p>
+    <w:p/>
     <w:p>
       <w:r>
         <w:t xml:space="preserve">Платформа: </w:t>
@@ -79,6 +83,9 @@
     </w:p>
     <w:p>
       <w:r>
+        <w:rPr>
+          <w:noProof/>
+        </w:rPr>
         <w:drawing>
           <wp:inline distT="0" distB="0" distL="0" distR="0" wp14:anchorId="77923EA6" wp14:editId="407A5C9E">
             <wp:extent cx="5915851" cy="4067743"/>
@@ -118,6 +125,9 @@
     </w:p>
     <w:p>
       <w:r>
+        <w:rPr>
+          <w:noProof/>
+        </w:rPr>
         <w:lastRenderedPageBreak/>
         <w:drawing>
           <wp:inline distT="0" distB="0" distL="0" distR="0" wp14:anchorId="1145F962" wp14:editId="047963A3">
@@ -158,6 +168,9 @@
     </w:p>
     <w:p>
       <w:r>
+        <w:rPr>
+          <w:noProof/>
+        </w:rPr>
         <w:drawing>
           <wp:inline distT="0" distB="0" distL="0" distR="0" wp14:anchorId="7BE31E55" wp14:editId="7B5D29D4">
             <wp:extent cx="5940425" cy="4733290"/>
@@ -197,6 +210,9 @@
     </w:p>
     <w:p>
       <w:r>
+        <w:rPr>
+          <w:noProof/>
+        </w:rPr>
         <w:lastRenderedPageBreak/>
         <w:drawing>
           <wp:inline distT="0" distB="0" distL="0" distR="0" wp14:anchorId="22C4F9D0" wp14:editId="3B1AFEBE">
@@ -235,6 +251,9 @@
         </w:drawing>
       </w:r>
       <w:r>
+        <w:rPr>
+          <w:noProof/>
+        </w:rPr>
         <w:lastRenderedPageBreak/>
         <w:drawing>
           <wp:inline distT="0" distB="0" distL="0" distR="0" wp14:anchorId="54AE4253" wp14:editId="6000AA13">
@@ -275,6 +294,9 @@
     </w:p>
     <w:p>
       <w:r>
+        <w:rPr>
+          <w:noProof/>
+        </w:rPr>
         <w:drawing>
           <wp:inline distT="0" distB="0" distL="0" distR="0" wp14:anchorId="6623ED59" wp14:editId="0B554FC5">
             <wp:extent cx="5258534" cy="3400900"/>
@@ -316,6 +338,9 @@
     <w:p/>
     <w:p>
       <w:r>
+        <w:rPr>
+          <w:noProof/>
+        </w:rPr>
         <w:lastRenderedPageBreak/>
         <w:drawing>
           <wp:inline distT="0" distB="0" distL="0" distR="0" wp14:anchorId="004B87B2" wp14:editId="3B446094">
@@ -356,6 +381,9 @@
     </w:p>
     <w:p>
       <w:r>
+        <w:rPr>
+          <w:noProof/>
+        </w:rPr>
         <w:lastRenderedPageBreak/>
         <w:drawing>
           <wp:inline distT="0" distB="0" distL="0" distR="0" wp14:anchorId="6A50BA3D" wp14:editId="2506553F">
@@ -396,6 +424,9 @@
     </w:p>
     <w:p>
       <w:r>
+        <w:rPr>
+          <w:noProof/>
+        </w:rPr>
         <w:lastRenderedPageBreak/>
         <w:drawing>
           <wp:inline distT="0" distB="0" distL="0" distR="0" wp14:anchorId="2833BAD2" wp14:editId="6392E10E">
